--- a/Advanced Cryptograph/Advanced cryp.docx
+++ b/Advanced Cryptograph/Advanced cryp.docx
@@ -197,6 +197,55 @@
     </w:p>
     <w:p>
       <w:pPr>
+        <w:spacing w:after="367" w:line="259" w:lineRule="auto"/>
+        <w:ind w:left="720" w:right="57" w:firstLine="0"/>
+      </w:pPr>
+      <w:proofErr w:type="spellStart"/>
+      <w:r>
+        <w:rPr>
+          <w:b/>
+          <w:bCs/>
+        </w:rPr>
+        <w:t>Github</w:t>
+      </w:r>
+      <w:proofErr w:type="spellEnd"/>
+      <w:r>
+        <w:rPr>
+          <w:b/>
+          <w:bCs/>
+        </w:rPr>
+        <w:t>:</w:t>
+      </w:r>
+      <w:r>
+        <w:t xml:space="preserve"> </w:t>
+      </w:r>
+      <w:hyperlink r:id="rId7" w:history="1">
+        <w:r>
+          <w:rPr>
+            <w:rStyle w:val="Hyperlink"/>
+          </w:rPr>
+          <w:t>https://github.com/Alpaca-say/Cryptography</w:t>
+        </w:r>
+      </w:hyperlink>
+    </w:p>
+    <w:p>
+      <w:pPr>
+        <w:spacing w:after="367" w:line="259" w:lineRule="auto"/>
+        <w:ind w:left="720" w:right="57" w:firstLine="0"/>
+      </w:pPr>
+      <w:r>
+        <w:rPr>
+          <w:b/>
+          <w:bCs/>
+        </w:rPr>
+        <w:t>Creative Task:</w:t>
+      </w:r>
+      <w:r>
+        <w:t xml:space="preserve"> Secure file locker</w:t>
+      </w:r>
+    </w:p>
+    <w:p>
+      <w:pPr>
         <w:spacing w:after="160" w:line="278" w:lineRule="auto"/>
         <w:ind w:left="0" w:firstLine="0"/>
       </w:pPr>
@@ -206,6 +255,14 @@
     </w:p>
     <w:sdt>
       <w:sdtPr>
+        <w:rPr>
+          <w:rFonts w:ascii="Calibri" w:eastAsia="Calibri" w:hAnsi="Calibri" w:cs="Calibri"/>
+          <w:color w:val="000000"/>
+          <w:kern w:val="2"/>
+          <w:sz w:val="24"/>
+          <w:szCs w:val="24"/>
+          <w14:ligatures w14:val="standardContextual"/>
+        </w:rPr>
         <w:id w:val="1575775038"/>
         <w:docPartObj>
           <w:docPartGallery w:val="Table of Contents"/>
@@ -214,15 +271,9 @@
       </w:sdtPr>
       <w:sdtEndPr>
         <w:rPr>
-          <w:rFonts w:ascii="Calibri" w:eastAsia="Calibri" w:hAnsi="Calibri" w:cs="Calibri"/>
           <w:b/>
           <w:bCs/>
           <w:noProof/>
-          <w:color w:val="000000"/>
-          <w:kern w:val="2"/>
-          <w:sz w:val="24"/>
-          <w:szCs w:val="24"/>
-          <w14:ligatures w14:val="standardContextual"/>
         </w:rPr>
       </w:sdtEndPr>
       <w:sdtContent>
@@ -255,7 +306,7 @@
           <w:r>
             <w:fldChar w:fldCharType="separate"/>
           </w:r>
-          <w:hyperlink w:anchor="_Toc231804938" w:history="1">
+          <w:hyperlink w:anchor="_Toc231808168" w:history="1">
             <w:r>
               <w:rPr>
                 <w:rStyle w:val="Hyperlink"/>
@@ -282,7 +333,7 @@
                 <w:noProof/>
                 <w:webHidden/>
               </w:rPr>
-              <w:instrText xml:space="preserve"> PAGEREF _Toc231804938 \h </w:instrText>
+              <w:instrText xml:space="preserve"> PAGEREF _Toc231808168 \h </w:instrText>
             </w:r>
             <w:r>
               <w:rPr>
@@ -302,7 +353,7 @@
                 <w:noProof/>
                 <w:webHidden/>
               </w:rPr>
-              <w:t>4</w:t>
+              <w:t>5</w:t>
             </w:r>
             <w:r>
               <w:rPr>
@@ -325,7 +376,7 @@
               <w:color w:val="auto"/>
             </w:rPr>
           </w:pPr>
-          <w:hyperlink w:anchor="_Toc231804939" w:history="1">
+          <w:hyperlink w:anchor="_Toc231808169" w:history="1">
             <w:r>
               <w:rPr>
                 <w:rStyle w:val="Hyperlink"/>
@@ -352,7 +403,7 @@
                 <w:noProof/>
                 <w:webHidden/>
               </w:rPr>
-              <w:instrText xml:space="preserve"> PAGEREF _Toc231804939 \h </w:instrText>
+              <w:instrText xml:space="preserve"> PAGEREF _Toc231808169 \h </w:instrText>
             </w:r>
             <w:r>
               <w:rPr>
@@ -372,7 +423,7 @@
                 <w:noProof/>
                 <w:webHidden/>
               </w:rPr>
-              <w:t>4</w:t>
+              <w:t>5</w:t>
             </w:r>
             <w:r>
               <w:rPr>
@@ -395,27 +446,13 @@
               <w:color w:val="auto"/>
             </w:rPr>
           </w:pPr>
-          <w:hyperlink w:anchor="_Toc231804940" w:history="1">
+          <w:hyperlink w:anchor="_Toc231808170" w:history="1">
             <w:r>
               <w:rPr>
                 <w:rStyle w:val="Hyperlink"/>
                 <w:noProof/>
               </w:rPr>
-              <w:t>FIG 1.2 : verifies the successf</w:t>
-            </w:r>
-            <w:r>
-              <w:rPr>
-                <w:rStyle w:val="Hyperlink"/>
-                <w:noProof/>
-              </w:rPr>
-              <w:t>u</w:t>
-            </w:r>
-            <w:r>
-              <w:rPr>
-                <w:rStyle w:val="Hyperlink"/>
-                <w:noProof/>
-              </w:rPr>
-              <w:t>l installation of cryptographic libraries</w:t>
+              <w:t>FIG 1.2 : verifies the successful installation of cryptographic libraries</w:t>
             </w:r>
             <w:r>
               <w:rPr>
@@ -436,7 +473,7 @@
                 <w:noProof/>
                 <w:webHidden/>
               </w:rPr>
-              <w:instrText xml:space="preserve"> PAGEREF _Toc231804940 \h </w:instrText>
+              <w:instrText xml:space="preserve"> PAGEREF _Toc231808170 \h </w:instrText>
             </w:r>
             <w:r>
               <w:rPr>
@@ -456,7 +493,7 @@
                 <w:noProof/>
                 <w:webHidden/>
               </w:rPr>
-              <w:t>4</w:t>
+              <w:t>5</w:t>
             </w:r>
             <w:r>
               <w:rPr>
@@ -479,7 +516,7 @@
               <w:color w:val="auto"/>
             </w:rPr>
           </w:pPr>
-          <w:hyperlink w:anchor="_Toc231804941" w:history="1">
+          <w:hyperlink w:anchor="_Toc231808171" w:history="1">
             <w:r>
               <w:rPr>
                 <w:rStyle w:val="Hyperlink"/>
@@ -506,7 +543,7 @@
                 <w:noProof/>
                 <w:webHidden/>
               </w:rPr>
-              <w:instrText xml:space="preserve"> PAGEREF _Toc231804941 \h </w:instrText>
+              <w:instrText xml:space="preserve"> PAGEREF _Toc231808171 \h </w:instrText>
             </w:r>
             <w:r>
               <w:rPr>
@@ -526,7 +563,7 @@
                 <w:noProof/>
                 <w:webHidden/>
               </w:rPr>
-              <w:t>5</w:t>
+              <w:t>6</w:t>
             </w:r>
             <w:r>
               <w:rPr>
@@ -549,7 +586,7 @@
               <w:color w:val="auto"/>
             </w:rPr>
           </w:pPr>
-          <w:hyperlink w:anchor="_Toc231804942" w:history="1">
+          <w:hyperlink w:anchor="_Toc231808172" w:history="1">
             <w:r>
               <w:rPr>
                 <w:rStyle w:val="Hyperlink"/>
@@ -576,7 +613,7 @@
                 <w:noProof/>
                 <w:webHidden/>
               </w:rPr>
-              <w:instrText xml:space="preserve"> PAGEREF _Toc231804942 \h </w:instrText>
+              <w:instrText xml:space="preserve"> PAGEREF _Toc231808172 \h </w:instrText>
             </w:r>
             <w:r>
               <w:rPr>
@@ -596,7 +633,7 @@
                 <w:noProof/>
                 <w:webHidden/>
               </w:rPr>
-              <w:t>6</w:t>
+              <w:t>7</w:t>
             </w:r>
             <w:r>
               <w:rPr>
@@ -619,7 +656,7 @@
               <w:color w:val="auto"/>
             </w:rPr>
           </w:pPr>
-          <w:hyperlink w:anchor="_Toc231804943" w:history="1">
+          <w:hyperlink w:anchor="_Toc231808173" w:history="1">
             <w:r>
               <w:rPr>
                 <w:rStyle w:val="Hyperlink"/>
@@ -646,7 +683,7 @@
                 <w:noProof/>
                 <w:webHidden/>
               </w:rPr>
-              <w:instrText xml:space="preserve"> PAGEREF _Toc231804943 \h </w:instrText>
+              <w:instrText xml:space="preserve"> PAGEREF _Toc231808173 \h </w:instrText>
             </w:r>
             <w:r>
               <w:rPr>
@@ -666,7 +703,7 @@
                 <w:noProof/>
                 <w:webHidden/>
               </w:rPr>
-              <w:t>6</w:t>
+              <w:t>7</w:t>
             </w:r>
             <w:r>
               <w:rPr>
@@ -689,14 +726,7 @@
               <w:color w:val="auto"/>
             </w:rPr>
           </w:pPr>
-          <w:hyperlink w:anchor="_Toc231804945" w:history="1">
-            <w:r>
-              <w:rPr>
-                <w:rStyle w:val="Hyperlink"/>
-                <w:noProof/>
-              </w:rPr>
-              <w:t>FIG 2.3: illustrates the Vigenère Cipher encryption process</w:t>
-            </w:r>
+          <w:hyperlink w:anchor="_Toc231808174" w:history="1">
             <w:r>
               <w:rPr>
                 <w:noProof/>
@@ -716,7 +746,7 @@
                 <w:noProof/>
                 <w:webHidden/>
               </w:rPr>
-              <w:instrText xml:space="preserve"> PAGEREF _Toc231804945 \h </w:instrText>
+              <w:instrText xml:space="preserve"> PAGEREF _Toc231808174 \h </w:instrText>
             </w:r>
             <w:r>
               <w:rPr>
@@ -736,7 +766,7 @@
                 <w:noProof/>
                 <w:webHidden/>
               </w:rPr>
-              <w:t>8</w:t>
+              <w:t>9</w:t>
             </w:r>
             <w:r>
               <w:rPr>
@@ -759,30 +789,13 @@
               <w:color w:val="auto"/>
             </w:rPr>
           </w:pPr>
-          <w:hyperlink w:anchor="_Toc231804946" w:history="1">
+          <w:hyperlink w:anchor="_Toc231808175" w:history="1">
             <w:r>
               <w:rPr>
                 <w:rStyle w:val="Hyperlink"/>
                 <w:noProof/>
               </w:rPr>
-              <w:t>WEEK 3:</w:t>
-            </w:r>
-            <w:r>
-              <w:rPr>
-                <w:rStyle w:val="Hyperlink"/>
-                <w:rFonts w:ascii="Times New Roman" w:eastAsia="Times New Roman" w:hAnsi="Times New Roman" w:cs="Times New Roman"/>
-                <w:noProof/>
-                <w:kern w:val="0"/>
-                <w14:ligatures w14:val="none"/>
-              </w:rPr>
-              <w:t xml:space="preserve"> </w:t>
-            </w:r>
-            <w:r>
-              <w:rPr>
-                <w:rStyle w:val="Hyperlink"/>
-                <w:noProof/>
-              </w:rPr>
-              <w:t>Implementation of Stream Cipher Systems and Random Sequence Analysis</w:t>
+              <w:t>FIG 2.3: illustrates the Vigenère Cipher encryption process</w:t>
             </w:r>
             <w:r>
               <w:rPr>
@@ -803,7 +816,7 @@
                 <w:noProof/>
                 <w:webHidden/>
               </w:rPr>
-              <w:instrText xml:space="preserve"> PAGEREF _Toc231804946 \h </w:instrText>
+              <w:instrText xml:space="preserve"> PAGEREF _Toc231808175 \h </w:instrText>
             </w:r>
             <w:r>
               <w:rPr>
@@ -846,13 +859,30 @@
               <w:color w:val="auto"/>
             </w:rPr>
           </w:pPr>
-          <w:hyperlink w:anchor="_Toc231804947" w:history="1">
+          <w:hyperlink w:anchor="_Toc231808176" w:history="1">
             <w:r>
               <w:rPr>
                 <w:rStyle w:val="Hyperlink"/>
                 <w:noProof/>
               </w:rPr>
-              <w:t>FIG 3.1: shows the implementation of a Linear Feedback Shift Register</w:t>
+              <w:t>WEEK 3:</w:t>
+            </w:r>
+            <w:r>
+              <w:rPr>
+                <w:rStyle w:val="Hyperlink"/>
+                <w:rFonts w:ascii="Times New Roman" w:eastAsia="Times New Roman" w:hAnsi="Times New Roman" w:cs="Times New Roman"/>
+                <w:noProof/>
+                <w:kern w:val="0"/>
+                <w14:ligatures w14:val="none"/>
+              </w:rPr>
+              <w:t xml:space="preserve"> </w:t>
+            </w:r>
+            <w:r>
+              <w:rPr>
+                <w:rStyle w:val="Hyperlink"/>
+                <w:noProof/>
+              </w:rPr>
+              <w:t>Implementation of Stream Cipher Systems and Random Sequence Analysis</w:t>
             </w:r>
             <w:r>
               <w:rPr>
@@ -873,7 +903,7 @@
                 <w:noProof/>
                 <w:webHidden/>
               </w:rPr>
-              <w:instrText xml:space="preserve"> PAGEREF _Toc231804947 \h </w:instrText>
+              <w:instrText xml:space="preserve"> PAGEREF _Toc231808176 \h </w:instrText>
             </w:r>
             <w:r>
               <w:rPr>
@@ -893,7 +923,7 @@
                 <w:noProof/>
                 <w:webHidden/>
               </w:rPr>
-              <w:t>9</w:t>
+              <w:t>10</w:t>
             </w:r>
             <w:r>
               <w:rPr>
@@ -916,44 +946,13 @@
               <w:color w:val="auto"/>
             </w:rPr>
           </w:pPr>
-          <w:hyperlink w:anchor="_Toc231804948" w:history="1">
+          <w:hyperlink w:anchor="_Toc231808177" w:history="1">
             <w:r>
               <w:rPr>
                 <w:rStyle w:val="Hyperlink"/>
                 <w:noProof/>
               </w:rPr>
-              <w:t>WEEK 4:</w:t>
-            </w:r>
-            <w:r>
-              <w:rPr>
-                <w:rStyle w:val="Hyperlink"/>
-                <w:rFonts w:ascii="Times New Roman" w:eastAsia="Times New Roman" w:hAnsi="Times New Roman" w:cs="Times New Roman"/>
-                <w:noProof/>
-                <w:kern w:val="0"/>
-                <w14:ligatures w14:val="none"/>
-              </w:rPr>
-              <w:t xml:space="preserve"> </w:t>
-            </w:r>
-            <w:r>
-              <w:rPr>
-                <w:rStyle w:val="Hyperlink"/>
-                <w:noProof/>
-              </w:rPr>
-              <w:t>Advanced Encryptio</w:t>
-            </w:r>
-            <w:r>
-              <w:rPr>
-                <w:rStyle w:val="Hyperlink"/>
-                <w:noProof/>
-              </w:rPr>
-              <w:t>n</w:t>
-            </w:r>
-            <w:r>
-              <w:rPr>
-                <w:rStyle w:val="Hyperlink"/>
-                <w:noProof/>
-              </w:rPr>
-              <w:t xml:space="preserve"> Standard (AES) and Block Cipher Operations</w:t>
+              <w:t>FIG 3.1: shows the implementation of a Linear Feedback Shift Register</w:t>
             </w:r>
             <w:r>
               <w:rPr>
@@ -974,7 +973,7 @@
                 <w:noProof/>
                 <w:webHidden/>
               </w:rPr>
-              <w:instrText xml:space="preserve"> PAGEREF _Toc231804948 \h </w:instrText>
+              <w:instrText xml:space="preserve"> PAGEREF _Toc231808177 \h </w:instrText>
             </w:r>
             <w:r>
               <w:rPr>
@@ -994,7 +993,7 @@
                 <w:noProof/>
                 <w:webHidden/>
               </w:rPr>
-              <w:t>12</w:t>
+              <w:t>10</w:t>
             </w:r>
             <w:r>
               <w:rPr>
@@ -1017,13 +1016,30 @@
               <w:color w:val="auto"/>
             </w:rPr>
           </w:pPr>
-          <w:hyperlink w:anchor="_Toc231804949" w:history="1">
+          <w:hyperlink w:anchor="_Toc231808178" w:history="1">
             <w:r>
               <w:rPr>
                 <w:rStyle w:val="Hyperlink"/>
                 <w:noProof/>
               </w:rPr>
-              <w:t>FIG 4.1: shows the implementation of the Advanced Encryption Standard</w:t>
+              <w:t>WEEK 4:</w:t>
+            </w:r>
+            <w:r>
+              <w:rPr>
+                <w:rStyle w:val="Hyperlink"/>
+                <w:rFonts w:ascii="Times New Roman" w:eastAsia="Times New Roman" w:hAnsi="Times New Roman" w:cs="Times New Roman"/>
+                <w:noProof/>
+                <w:kern w:val="0"/>
+                <w14:ligatures w14:val="none"/>
+              </w:rPr>
+              <w:t xml:space="preserve"> </w:t>
+            </w:r>
+            <w:r>
+              <w:rPr>
+                <w:rStyle w:val="Hyperlink"/>
+                <w:noProof/>
+              </w:rPr>
+              <w:t>Advanced Encryption Standard (AES) and Block Cipher Operations</w:t>
             </w:r>
             <w:r>
               <w:rPr>
@@ -1044,7 +1060,7 @@
                 <w:noProof/>
                 <w:webHidden/>
               </w:rPr>
-              <w:instrText xml:space="preserve"> PAGEREF _Toc231804949 \h </w:instrText>
+              <w:instrText xml:space="preserve"> PAGEREF _Toc231808178 \h </w:instrText>
             </w:r>
             <w:r>
               <w:rPr>
@@ -1064,7 +1080,7 @@
                 <w:noProof/>
                 <w:webHidden/>
               </w:rPr>
-              <w:t>12</w:t>
+              <w:t>13</w:t>
             </w:r>
             <w:r>
               <w:rPr>
@@ -1087,13 +1103,13 @@
               <w:color w:val="auto"/>
             </w:rPr>
           </w:pPr>
-          <w:hyperlink w:anchor="_Toc231804950" w:history="1">
+          <w:hyperlink w:anchor="_Toc231808179" w:history="1">
             <w:r>
               <w:rPr>
                 <w:rStyle w:val="Hyperlink"/>
                 <w:noProof/>
               </w:rPr>
-              <w:t>FIG 4.2: demonstrates the generation of cryptographic keys</w:t>
+              <w:t>FIG 4.1: shows the implementation of the Advanced Encryption Standard</w:t>
             </w:r>
             <w:r>
               <w:rPr>
@@ -1114,7 +1130,7 @@
                 <w:noProof/>
                 <w:webHidden/>
               </w:rPr>
-              <w:instrText xml:space="preserve"> PAGEREF _Toc231804950 \h </w:instrText>
+              <w:instrText xml:space="preserve"> PAGEREF _Toc231808179 \h </w:instrText>
             </w:r>
             <w:r>
               <w:rPr>
@@ -1157,13 +1173,13 @@
               <w:color w:val="auto"/>
             </w:rPr>
           </w:pPr>
-          <w:hyperlink w:anchor="_Toc231804951" w:history="1">
+          <w:hyperlink w:anchor="_Toc231808180" w:history="1">
             <w:r>
               <w:rPr>
                 <w:rStyle w:val="Hyperlink"/>
                 <w:noProof/>
               </w:rPr>
-              <w:t>FIG 4.3: illustrates the encryption of a file using the AES algorithm</w:t>
+              <w:t>FIG 4.2: demonstrates the generation of cryptographic keys</w:t>
             </w:r>
             <w:r>
               <w:rPr>
@@ -1184,7 +1200,7 @@
                 <w:noProof/>
                 <w:webHidden/>
               </w:rPr>
-              <w:instrText xml:space="preserve"> PAGEREF _Toc231804951 \h </w:instrText>
+              <w:instrText xml:space="preserve"> PAGEREF _Toc231808180 \h </w:instrText>
             </w:r>
             <w:r>
               <w:rPr>
@@ -1204,7 +1220,7 @@
                 <w:noProof/>
                 <w:webHidden/>
               </w:rPr>
-              <w:t>13</w:t>
+              <w:t>14</w:t>
             </w:r>
             <w:r>
               <w:rPr>
@@ -1227,13 +1243,13 @@
               <w:color w:val="auto"/>
             </w:rPr>
           </w:pPr>
-          <w:hyperlink w:anchor="_Toc231804952" w:history="1">
+          <w:hyperlink w:anchor="_Toc231808181" w:history="1">
             <w:r>
               <w:rPr>
                 <w:rStyle w:val="Hyperlink"/>
                 <w:noProof/>
               </w:rPr>
-              <w:t>FIG 4.4: shows the results of performance testing conducted on the AES implementation</w:t>
+              <w:t>FIG 4.3: illustrates the encryption of a file using the AES algorithm</w:t>
             </w:r>
             <w:r>
               <w:rPr>
@@ -1254,7 +1270,7 @@
                 <w:noProof/>
                 <w:webHidden/>
               </w:rPr>
-              <w:instrText xml:space="preserve"> PAGEREF _Toc231804952 \h </w:instrText>
+              <w:instrText xml:space="preserve"> PAGEREF _Toc231808181 \h </w:instrText>
             </w:r>
             <w:r>
               <w:rPr>
@@ -1297,13 +1313,13 @@
               <w:color w:val="auto"/>
             </w:rPr>
           </w:pPr>
-          <w:hyperlink w:anchor="_Toc231804953" w:history="1">
+          <w:hyperlink w:anchor="_Toc231808182" w:history="1">
             <w:r>
               <w:rPr>
                 <w:rStyle w:val="Hyperlink"/>
                 <w:noProof/>
               </w:rPr>
-              <w:t>WEEK 5: Implementation of RSA Encryption and Key Management</w:t>
+              <w:t>FIG 4.4: shows the results of performance testing conducted on the AES implementation</w:t>
             </w:r>
             <w:r>
               <w:rPr>
@@ -1324,7 +1340,7 @@
                 <w:noProof/>
                 <w:webHidden/>
               </w:rPr>
-              <w:instrText xml:space="preserve"> PAGEREF _Toc231804953 \h </w:instrText>
+              <w:instrText xml:space="preserve"> PAGEREF _Toc231808182 \h </w:instrText>
             </w:r>
             <w:r>
               <w:rPr>
@@ -1367,13 +1383,13 @@
               <w:color w:val="auto"/>
             </w:rPr>
           </w:pPr>
-          <w:hyperlink w:anchor="_Toc231804954" w:history="1">
+          <w:hyperlink w:anchor="_Toc231808183" w:history="1">
             <w:r>
               <w:rPr>
                 <w:rStyle w:val="Hyperlink"/>
                 <w:noProof/>
               </w:rPr>
-              <w:t>FIG 5.1: shows the generation of an RSA public and private key pair</w:t>
+              <w:t>WEEK 5: Implementation of RSA Encryption and Key Management</w:t>
             </w:r>
             <w:r>
               <w:rPr>
@@ -1394,7 +1410,7 @@
                 <w:noProof/>
                 <w:webHidden/>
               </w:rPr>
-              <w:instrText xml:space="preserve"> PAGEREF _Toc231804954 \h </w:instrText>
+              <w:instrText xml:space="preserve"> PAGEREF _Toc231808183 \h </w:instrText>
             </w:r>
             <w:r>
               <w:rPr>
@@ -1414,7 +1430,7 @@
                 <w:noProof/>
                 <w:webHidden/>
               </w:rPr>
-              <w:t>15</w:t>
+              <w:t>16</w:t>
             </w:r>
             <w:r>
               <w:rPr>
@@ -1437,13 +1453,13 @@
               <w:color w:val="auto"/>
             </w:rPr>
           </w:pPr>
-          <w:hyperlink w:anchor="_Toc231804955" w:history="1">
+          <w:hyperlink w:anchor="_Toc231808184" w:history="1">
             <w:r>
               <w:rPr>
                 <w:rStyle w:val="Hyperlink"/>
                 <w:noProof/>
               </w:rPr>
-              <w:t>FIG 5.2: demonstrates the encryption of a message using the RSA public key</w:t>
+              <w:t>FIG 5.1: shows the generation of an RSA public and private key pair</w:t>
             </w:r>
             <w:r>
               <w:rPr>
@@ -1464,7 +1480,7 @@
                 <w:noProof/>
                 <w:webHidden/>
               </w:rPr>
-              <w:instrText xml:space="preserve"> PAGEREF _Toc231804955 \h </w:instrText>
+              <w:instrText xml:space="preserve"> PAGEREF _Toc231808184 \h </w:instrText>
             </w:r>
             <w:r>
               <w:rPr>
@@ -1507,13 +1523,13 @@
               <w:color w:val="auto"/>
             </w:rPr>
           </w:pPr>
-          <w:hyperlink w:anchor="_Toc231804956" w:history="1">
+          <w:hyperlink w:anchor="_Toc231808185" w:history="1">
             <w:r>
               <w:rPr>
                 <w:rStyle w:val="Hyperlink"/>
                 <w:noProof/>
               </w:rPr>
-              <w:t>FIG 5.3: presents the successful decryption of encrypted data using the RSA private key.</w:t>
+              <w:t>FIG 5.2: demonstrates the encryption of a message using the RSA public key</w:t>
             </w:r>
             <w:r>
               <w:rPr>
@@ -1534,7 +1550,7 @@
                 <w:noProof/>
                 <w:webHidden/>
               </w:rPr>
-              <w:instrText xml:space="preserve"> PAGEREF _Toc231804956 \h </w:instrText>
+              <w:instrText xml:space="preserve"> PAGEREF _Toc231808185 \h </w:instrText>
             </w:r>
             <w:r>
               <w:rPr>
@@ -1554,7 +1570,7 @@
                 <w:noProof/>
                 <w:webHidden/>
               </w:rPr>
-              <w:t>16</w:t>
+              <w:t>17</w:t>
             </w:r>
             <w:r>
               <w:rPr>
@@ -1577,13 +1593,13 @@
               <w:color w:val="auto"/>
             </w:rPr>
           </w:pPr>
-          <w:hyperlink w:anchor="_Toc231804957" w:history="1">
+          <w:hyperlink w:anchor="_Toc231808186" w:history="1">
             <w:r>
               <w:rPr>
                 <w:rStyle w:val="Hyperlink"/>
                 <w:noProof/>
               </w:rPr>
-              <w:t>FIG 5.4: Illustrates a secure communication</w:t>
+              <w:t>FIG 5.3: presents the successful decryption of encrypted data using the RSA private key.</w:t>
             </w:r>
             <w:r>
               <w:rPr>
@@ -1604,7 +1620,7 @@
                 <w:noProof/>
                 <w:webHidden/>
               </w:rPr>
-              <w:instrText xml:space="preserve"> PAGEREF _Toc231804957 \h </w:instrText>
+              <w:instrText xml:space="preserve"> PAGEREF _Toc231808186 \h </w:instrText>
             </w:r>
             <w:r>
               <w:rPr>
@@ -1647,12 +1663,145 @@
               <w:color w:val="auto"/>
             </w:rPr>
           </w:pPr>
-          <w:hyperlink w:anchor="_Toc231804959" w:history="1">
+          <w:hyperlink w:anchor="_Toc231808187" w:history="1">
             <w:r>
               <w:rPr>
                 <w:rStyle w:val="Hyperlink"/>
                 <w:noProof/>
               </w:rPr>
+              <w:t>FIG 5.4: Illustrates a secure communication</w:t>
+            </w:r>
+            <w:r>
+              <w:rPr>
+                <w:noProof/>
+                <w:webHidden/>
+              </w:rPr>
+              <w:tab/>
+            </w:r>
+            <w:r>
+              <w:rPr>
+                <w:noProof/>
+                <w:webHidden/>
+              </w:rPr>
+              <w:fldChar w:fldCharType="begin"/>
+            </w:r>
+            <w:r>
+              <w:rPr>
+                <w:noProof/>
+                <w:webHidden/>
+              </w:rPr>
+              <w:instrText xml:space="preserve"> PAGEREF _Toc231808187 \h </w:instrText>
+            </w:r>
+            <w:r>
+              <w:rPr>
+                <w:noProof/>
+                <w:webHidden/>
+              </w:rPr>
+            </w:r>
+            <w:r>
+              <w:rPr>
+                <w:noProof/>
+                <w:webHidden/>
+              </w:rPr>
+              <w:fldChar w:fldCharType="separate"/>
+            </w:r>
+            <w:r>
+              <w:rPr>
+                <w:noProof/>
+                <w:webHidden/>
+              </w:rPr>
+              <w:t>18</w:t>
+            </w:r>
+            <w:r>
+              <w:rPr>
+                <w:noProof/>
+                <w:webHidden/>
+              </w:rPr>
+              <w:fldChar w:fldCharType="end"/>
+            </w:r>
+          </w:hyperlink>
+        </w:p>
+        <w:p>
+          <w:pPr>
+            <w:pStyle w:val="TOC1"/>
+            <w:tabs>
+              <w:tab w:val="right" w:leader="dot" w:pos="9350"/>
+            </w:tabs>
+            <w:rPr>
+              <w:rFonts w:asciiTheme="minorHAnsi" w:eastAsiaTheme="minorEastAsia" w:hAnsiTheme="minorHAnsi" w:cstheme="minorBidi"/>
+              <w:noProof/>
+              <w:color w:val="auto"/>
+            </w:rPr>
+          </w:pPr>
+          <w:hyperlink w:anchor="_Toc231808188" w:history="1">
+            <w:r>
+              <w:rPr>
+                <w:noProof/>
+                <w:webHidden/>
+              </w:rPr>
+              <w:tab/>
+            </w:r>
+            <w:r>
+              <w:rPr>
+                <w:noProof/>
+                <w:webHidden/>
+              </w:rPr>
+              <w:fldChar w:fldCharType="begin"/>
+            </w:r>
+            <w:r>
+              <w:rPr>
+                <w:noProof/>
+                <w:webHidden/>
+              </w:rPr>
+              <w:instrText xml:space="preserve"> PAGEREF _Toc231808188 \h </w:instrText>
+            </w:r>
+            <w:r>
+              <w:rPr>
+                <w:noProof/>
+                <w:webHidden/>
+              </w:rPr>
+            </w:r>
+            <w:r>
+              <w:rPr>
+                <w:noProof/>
+                <w:webHidden/>
+              </w:rPr>
+              <w:fldChar w:fldCharType="separate"/>
+            </w:r>
+            <w:r>
+              <w:rPr>
+                <w:noProof/>
+                <w:webHidden/>
+              </w:rPr>
+              <w:t>18</w:t>
+            </w:r>
+            <w:r>
+              <w:rPr>
+                <w:noProof/>
+                <w:webHidden/>
+              </w:rPr>
+              <w:fldChar w:fldCharType="end"/>
+            </w:r>
+          </w:hyperlink>
+        </w:p>
+        <w:p>
+          <w:pPr>
+            <w:pStyle w:val="TOC1"/>
+            <w:tabs>
+              <w:tab w:val="right" w:leader="dot" w:pos="9350"/>
+            </w:tabs>
+            <w:rPr>
+              <w:rFonts w:asciiTheme="minorHAnsi" w:eastAsiaTheme="minorEastAsia" w:hAnsiTheme="minorHAnsi" w:cstheme="minorBidi"/>
+              <w:noProof/>
+              <w:color w:val="auto"/>
+            </w:rPr>
+          </w:pPr>
+          <w:hyperlink w:anchor="_Toc231808189" w:history="1">
+            <w:r>
+              <w:rPr>
+                <w:rStyle w:val="Hyperlink"/>
+                <w:noProof/>
+              </w:rPr>
               <w:t>FIG 5.5: shows the results of testing and validating the RSA</w:t>
             </w:r>
             <w:r>
@@ -1674,7 +1823,7 @@
                 <w:noProof/>
                 <w:webHidden/>
               </w:rPr>
-              <w:instrText xml:space="preserve"> PAGEREF _Toc231804959 \h </w:instrText>
+              <w:instrText xml:space="preserve"> PAGEREF _Toc231808189 \h </w:instrText>
             </w:r>
             <w:r>
               <w:rPr>
@@ -1694,7 +1843,147 @@
                 <w:noProof/>
                 <w:webHidden/>
               </w:rPr>
-              <w:t>17</w:t>
+              <w:t>18</w:t>
+            </w:r>
+            <w:r>
+              <w:rPr>
+                <w:noProof/>
+                <w:webHidden/>
+              </w:rPr>
+              <w:fldChar w:fldCharType="end"/>
+            </w:r>
+          </w:hyperlink>
+        </w:p>
+        <w:p>
+          <w:pPr>
+            <w:pStyle w:val="TOC1"/>
+            <w:tabs>
+              <w:tab w:val="right" w:leader="dot" w:pos="9350"/>
+            </w:tabs>
+            <w:rPr>
+              <w:rFonts w:asciiTheme="minorHAnsi" w:eastAsiaTheme="minorEastAsia" w:hAnsiTheme="minorHAnsi" w:cstheme="minorBidi"/>
+              <w:noProof/>
+              <w:color w:val="auto"/>
+            </w:rPr>
+          </w:pPr>
+          <w:hyperlink w:anchor="_Toc231808190" w:history="1">
+            <w:r>
+              <w:rPr>
+                <w:rStyle w:val="Hyperlink"/>
+                <w:noProof/>
+              </w:rPr>
+              <w:t>Creative Task</w:t>
+            </w:r>
+            <w:r>
+              <w:rPr>
+                <w:noProof/>
+                <w:webHidden/>
+              </w:rPr>
+              <w:tab/>
+            </w:r>
+            <w:r>
+              <w:rPr>
+                <w:noProof/>
+                <w:webHidden/>
+              </w:rPr>
+              <w:fldChar w:fldCharType="begin"/>
+            </w:r>
+            <w:r>
+              <w:rPr>
+                <w:noProof/>
+                <w:webHidden/>
+              </w:rPr>
+              <w:instrText xml:space="preserve"> PAGEREF _Toc231808190 \h </w:instrText>
+            </w:r>
+            <w:r>
+              <w:rPr>
+                <w:noProof/>
+                <w:webHidden/>
+              </w:rPr>
+            </w:r>
+            <w:r>
+              <w:rPr>
+                <w:noProof/>
+                <w:webHidden/>
+              </w:rPr>
+              <w:fldChar w:fldCharType="separate"/>
+            </w:r>
+            <w:r>
+              <w:rPr>
+                <w:noProof/>
+                <w:webHidden/>
+              </w:rPr>
+              <w:t>19</w:t>
+            </w:r>
+            <w:r>
+              <w:rPr>
+                <w:noProof/>
+                <w:webHidden/>
+              </w:rPr>
+              <w:fldChar w:fldCharType="end"/>
+            </w:r>
+          </w:hyperlink>
+        </w:p>
+        <w:p>
+          <w:pPr>
+            <w:pStyle w:val="TOC1"/>
+            <w:tabs>
+              <w:tab w:val="right" w:leader="dot" w:pos="9350"/>
+            </w:tabs>
+            <w:rPr>
+              <w:rFonts w:asciiTheme="minorHAnsi" w:eastAsiaTheme="minorEastAsia" w:hAnsiTheme="minorHAnsi" w:cstheme="minorBidi"/>
+              <w:noProof/>
+              <w:color w:val="auto"/>
+            </w:rPr>
+          </w:pPr>
+          <w:hyperlink w:anchor="_Toc231808191" w:history="1">
+            <w:r>
+              <w:rPr>
+                <w:rStyle w:val="Hyperlink"/>
+                <w:noProof/>
+              </w:rPr>
+              <w:t>FIG 6.1 displays the main interface of the Secure File Locker application</w:t>
+            </w:r>
+            <w:r>
+              <w:rPr>
+                <w:noProof/>
+                <w:webHidden/>
+              </w:rPr>
+              <w:tab/>
+            </w:r>
+            <w:r>
+              <w:rPr>
+                <w:noProof/>
+                <w:webHidden/>
+              </w:rPr>
+              <w:fldChar w:fldCharType="begin"/>
+            </w:r>
+            <w:r>
+              <w:rPr>
+                <w:noProof/>
+                <w:webHidden/>
+              </w:rPr>
+              <w:instrText xml:space="preserve"> PAGEREF _Toc231808191 \h </w:instrText>
+            </w:r>
+            <w:r>
+              <w:rPr>
+                <w:noProof/>
+                <w:webHidden/>
+              </w:rPr>
+            </w:r>
+            <w:r>
+              <w:rPr>
+                <w:noProof/>
+                <w:webHidden/>
+              </w:rPr>
+              <w:fldChar w:fldCharType="separate"/>
+            </w:r>
+            <w:r>
+              <w:rPr>
+                <w:noProof/>
+                <w:webHidden/>
+              </w:rPr>
+              <w:t>19</w:t>
             </w:r>
             <w:r>
               <w:rPr>
@@ -1737,7 +2026,7 @@
           <w:szCs w:val="40"/>
         </w:rPr>
       </w:pPr>
-      <w:bookmarkStart w:id="0" w:name="_Toc231804938"/>
+      <w:bookmarkStart w:id="0" w:name="_Toc231808168"/>
       <w:r>
         <w:rPr>
           <w:rStyle w:val="Heading1Char"/>
@@ -1804,7 +2093,7 @@
                     </pic:cNvPicPr>
                   </pic:nvPicPr>
                   <pic:blipFill>
-                    <a:blip r:embed="rId7" cstate="print">
+                    <a:blip r:embed="rId8" cstate="print">
                       <a:extLst>
                         <a:ext uri="{28A0092B-C50C-407E-A947-70E740481C1C}">
                           <a14:useLocalDpi xmlns:a14="http://schemas.microsoft.com/office/drawing/2010/main" val="0"/>
@@ -1840,7 +2129,7 @@
       <w:pPr>
         <w:pStyle w:val="NoSpacing"/>
       </w:pPr>
-      <w:bookmarkStart w:id="1" w:name="_Toc231804939"/>
+      <w:bookmarkStart w:id="1" w:name="_Toc231808169"/>
       <w:r>
         <w:rPr>
           <w:rStyle w:val="Heading1Char"/>
@@ -1863,11 +2152,22 @@
         <w:rPr>
           <w:rStyle w:val="Heading1Char"/>
         </w:rPr>
-        <w:t>confirms the successful installation of Python</w:t>
+        <w:t xml:space="preserve">confirms the successful installation of </w:t>
+      </w:r>
+      <w:proofErr w:type="gramStart"/>
+      <w:r>
+        <w:rPr>
+          <w:rStyle w:val="Heading1Char"/>
+        </w:rPr>
+        <w:t>Python</w:t>
       </w:r>
       <w:bookmarkEnd w:id="1"/>
       <w:r>
-        <w:t xml:space="preserve"> , establishing the development environment required for implementing and testing cryptographic applications.</w:t>
+        <w:t xml:space="preserve"> ,</w:t>
+      </w:r>
+      <w:proofErr w:type="gramEnd"/>
+      <w:r>
+        <w:t xml:space="preserve"> establishing the development environment required for implementing and testing cryptographic applications.</w:t>
       </w:r>
     </w:p>
     <w:p>
@@ -1897,7 +2197,7 @@
                     </pic:cNvPicPr>
                   </pic:nvPicPr>
                   <pic:blipFill>
-                    <a:blip r:embed="rId8" cstate="print">
+                    <a:blip r:embed="rId9" cstate="print">
                       <a:extLst>
                         <a:ext uri="{28A0092B-C50C-407E-A947-70E740481C1C}">
                           <a14:useLocalDpi xmlns:a14="http://schemas.microsoft.com/office/drawing/2010/main" val="0"/>
@@ -1934,24 +2234,26 @@
         <w:spacing w:after="367" w:line="259" w:lineRule="auto"/>
         <w:ind w:left="10" w:right="57" w:hanging="10"/>
       </w:pPr>
-      <w:bookmarkStart w:id="2" w:name="_Toc231804940"/>
+      <w:bookmarkStart w:id="2" w:name="_Toc231808170"/>
       <w:r>
         <w:rPr>
           <w:rStyle w:val="Heading1Char"/>
         </w:rPr>
-        <w:t>FIG 1.2 :</w:t>
-      </w:r>
+        <w:t xml:space="preserve">FIG </w:t>
+      </w:r>
+      <w:proofErr w:type="gramStart"/>
       <w:r>
         <w:rPr>
           <w:rStyle w:val="Heading1Char"/>
         </w:rPr>
-        <w:t xml:space="preserve"> </w:t>
-      </w:r>
+        <w:t>1.2 :</w:t>
+      </w:r>
+      <w:proofErr w:type="gramEnd"/>
       <w:r>
         <w:rPr>
           <w:rStyle w:val="Heading1Char"/>
         </w:rPr>
-        <w:t>verifies the successful installation of cryptographic libraries</w:t>
+        <w:t xml:space="preserve"> verifies the successful installation of cryptographic libraries</w:t>
       </w:r>
       <w:bookmarkEnd w:id="2"/>
       <w:r>
@@ -1969,7 +2271,7 @@
         </w:rPr>
         <w:lastRenderedPageBreak/>
         <w:drawing>
-          <wp:inline distT="0" distB="0" distL="0" distR="0" wp14:anchorId="64DA8105" wp14:editId="4E64F006">
+          <wp:inline distT="0" distB="0" distL="0" distR="0" wp14:anchorId="64DA8105" wp14:editId="5F7FEA67">
             <wp:extent cx="5937250" cy="4140200"/>
             <wp:effectExtent l="0" t="0" r="6350" b="0"/>
             <wp:docPr id="739328202" name="Picture 20"/>
@@ -1986,7 +2288,7 @@
                     </pic:cNvPicPr>
                   </pic:nvPicPr>
                   <pic:blipFill>
-                    <a:blip r:embed="rId9" cstate="print">
+                    <a:blip r:embed="rId10" cstate="print">
                       <a:extLst>
                         <a:ext uri="{28A0092B-C50C-407E-A947-70E740481C1C}">
                           <a14:useLocalDpi xmlns:a14="http://schemas.microsoft.com/office/drawing/2010/main" val="0"/>
@@ -2023,24 +2325,26 @@
         <w:spacing w:after="160" w:line="278" w:lineRule="auto"/>
         <w:ind w:left="0" w:firstLine="0"/>
       </w:pPr>
-      <w:bookmarkStart w:id="3" w:name="_Toc231804941"/>
+      <w:bookmarkStart w:id="3" w:name="_Toc231808171"/>
       <w:r>
         <w:rPr>
           <w:rStyle w:val="Heading1Char"/>
         </w:rPr>
-        <w:t>FIG 1.3 :</w:t>
-      </w:r>
+        <w:t xml:space="preserve">FIG </w:t>
+      </w:r>
+      <w:proofErr w:type="gramStart"/>
       <w:r>
         <w:rPr>
           <w:rStyle w:val="Heading1Char"/>
         </w:rPr>
-        <w:t xml:space="preserve"> </w:t>
-      </w:r>
+        <w:t>1.3 :</w:t>
+      </w:r>
+      <w:proofErr w:type="gramEnd"/>
       <w:r>
         <w:rPr>
           <w:rStyle w:val="Heading1Char"/>
         </w:rPr>
-        <w:t>shows the successful initialization of the GitHub repository</w:t>
+        <w:t xml:space="preserve"> shows the successful initialization of the GitHub repository</w:t>
       </w:r>
       <w:bookmarkEnd w:id="3"/>
       <w:r>
@@ -2075,7 +2379,7 @@
       <w:pPr>
         <w:pStyle w:val="Heading1"/>
       </w:pPr>
-      <w:bookmarkStart w:id="4" w:name="_Toc231804942"/>
+      <w:bookmarkStart w:id="4" w:name="_Toc231808172"/>
       <w:r>
         <w:t xml:space="preserve">WEEK 2: </w:t>
       </w:r>
@@ -2090,7 +2394,7 @@
           <w:noProof/>
         </w:rPr>
         <w:drawing>
-          <wp:inline distT="0" distB="0" distL="0" distR="0" wp14:anchorId="58132A89" wp14:editId="75FA0587">
+          <wp:inline distT="0" distB="0" distL="0" distR="0" wp14:anchorId="58132A89" wp14:editId="57B1EA8C">
             <wp:extent cx="5924550" cy="3581400"/>
             <wp:effectExtent l="0" t="0" r="0" b="0"/>
             <wp:docPr id="103616037" name="Picture 3"/>
@@ -2107,7 +2411,7 @@
                     </pic:cNvPicPr>
                   </pic:nvPicPr>
                   <pic:blipFill>
-                    <a:blip r:embed="rId10" cstate="print">
+                    <a:blip r:embed="rId11" cstate="print">
                       <a:extLst>
                         <a:ext uri="{28A0092B-C50C-407E-A947-70E740481C1C}">
                           <a14:useLocalDpi xmlns:a14="http://schemas.microsoft.com/office/drawing/2010/main" val="0"/>
@@ -2140,7 +2444,7 @@
       </w:r>
     </w:p>
     <w:p>
-      <w:bookmarkStart w:id="5" w:name="_Toc231804943"/>
+      <w:bookmarkStart w:id="5" w:name="_Toc231808173"/>
       <w:r>
         <w:rPr>
           <w:rStyle w:val="Heading1Char"/>
@@ -2151,13 +2455,7 @@
         <w:rPr>
           <w:rStyle w:val="Heading1Char"/>
         </w:rPr>
-        <w:t xml:space="preserve"> </w:t>
-      </w:r>
-      <w:r>
-        <w:rPr>
-          <w:rStyle w:val="Heading1Char"/>
-        </w:rPr>
-        <w:t>shows the implementation of the Caesar Cipher algorithm</w:t>
+        <w:t xml:space="preserve"> shows the implementation of the Caesar Cipher algorithm</w:t>
       </w:r>
       <w:bookmarkEnd w:id="5"/>
       <w:r>
@@ -2197,7 +2495,7 @@
                     </pic:cNvPicPr>
                   </pic:nvPicPr>
                   <pic:blipFill>
-                    <a:blip r:embed="rId11">
+                    <a:blip r:embed="rId12">
                       <a:extLst>
                         <a:ext uri="{28A0092B-C50C-407E-A947-70E740481C1C}">
                           <a14:useLocalDpi xmlns:a14="http://schemas.microsoft.com/office/drawing/2010/main" val="0"/>
@@ -2254,6 +2552,7 @@
     </w:p>
     <w:p>
       <w:bookmarkStart w:id="6" w:name="_Toc231804944"/>
+      <w:bookmarkStart w:id="7" w:name="_Toc231808174"/>
       <w:r>
         <w:rPr>
           <w:rStyle w:val="Heading1Char"/>
@@ -2278,7 +2577,7 @@
                     </pic:cNvPicPr>
                   </pic:nvPicPr>
                   <pic:blipFill>
-                    <a:blip r:embed="rId12">
+                    <a:blip r:embed="rId13">
                       <a:extLst>
                         <a:ext uri="{28A0092B-C50C-407E-A947-70E740481C1C}">
                           <a14:useLocalDpi xmlns:a14="http://schemas.microsoft.com/office/drawing/2010/main" val="0"/>
@@ -2310,9 +2609,10 @@
         </w:drawing>
       </w:r>
       <w:bookmarkEnd w:id="6"/>
-    </w:p>
-    <w:p>
-      <w:bookmarkStart w:id="7" w:name="_Toc231804945"/>
+      <w:bookmarkEnd w:id="7"/>
+    </w:p>
+    <w:p>
+      <w:bookmarkStart w:id="8" w:name="_Toc231808175"/>
       <w:r>
         <w:rPr>
           <w:rStyle w:val="Heading1Char"/>
@@ -2325,7 +2625,7 @@
         </w:rPr>
         <w:t>illustrates the Vigenère Cipher encryption process</w:t>
       </w:r>
-      <w:bookmarkEnd w:id="7"/>
+      <w:bookmarkEnd w:id="8"/>
       <w:r>
         <w:t xml:space="preserve"> using a keyword to generate multiple character shifts. This polyalphabetic technique provides stronger security than a simple Caesar Cipher by reducing predictable patterns in encrypted text.</w:t>
       </w:r>
@@ -2349,7 +2649,7 @@
       <w:pPr>
         <w:pStyle w:val="Heading1"/>
       </w:pPr>
-      <w:bookmarkStart w:id="8" w:name="_Toc231804946"/>
+      <w:bookmarkStart w:id="9" w:name="_Toc231808176"/>
       <w:r>
         <w:lastRenderedPageBreak/>
         <w:t>WEEK 3:</w:t>
@@ -2366,7 +2666,7 @@
       <w:r>
         <w:t>Implementation of Stream Cipher Systems and Random Sequence Analysis</w:t>
       </w:r>
-      <w:bookmarkEnd w:id="8"/>
+      <w:bookmarkEnd w:id="9"/>
     </w:p>
     <w:p>
       <w:r>
@@ -2374,7 +2674,7 @@
           <w:noProof/>
         </w:rPr>
         <w:drawing>
-          <wp:inline distT="0" distB="0" distL="0" distR="0" wp14:anchorId="6F1E5E3F" wp14:editId="62DD2AA8">
+          <wp:inline distT="0" distB="0" distL="0" distR="0" wp14:anchorId="6F1E5E3F" wp14:editId="006C597E">
             <wp:extent cx="5930900" cy="4718050"/>
             <wp:effectExtent l="0" t="0" r="0" b="6350"/>
             <wp:docPr id="268898243" name="Picture 6"/>
@@ -2391,7 +2691,7 @@
                     </pic:cNvPicPr>
                   </pic:nvPicPr>
                   <pic:blipFill>
-                    <a:blip r:embed="rId13" cstate="print">
+                    <a:blip r:embed="rId14" cstate="print">
                       <a:extLst>
                         <a:ext uri="{28A0092B-C50C-407E-A947-70E740481C1C}">
                           <a14:useLocalDpi xmlns:a14="http://schemas.microsoft.com/office/drawing/2010/main" val="0"/>
@@ -2424,7 +2724,7 @@
       </w:r>
     </w:p>
     <w:p>
-      <w:bookmarkStart w:id="9" w:name="_Toc231804947"/>
+      <w:bookmarkStart w:id="10" w:name="_Toc231808177"/>
       <w:r>
         <w:rPr>
           <w:rStyle w:val="Heading1Char"/>
@@ -2437,7 +2737,7 @@
         </w:rPr>
         <w:t>shows the implementation of a Linear Feedback Shift Register</w:t>
       </w:r>
-      <w:bookmarkEnd w:id="9"/>
+      <w:bookmarkEnd w:id="10"/>
       <w:r>
         <w:t xml:space="preserve"> (LFSR) used to generate pseudorandom binary sequences. The generator demonstrates how mathematical feedback mechanisms can produce sequences suitable for cryptographic applications.</w:t>
       </w:r>
@@ -2458,7 +2758,7 @@
         </w:rPr>
         <w:lastRenderedPageBreak/>
         <w:drawing>
-          <wp:inline distT="0" distB="0" distL="0" distR="0" wp14:anchorId="2FA1A042" wp14:editId="037319DB">
+          <wp:inline distT="0" distB="0" distL="0" distR="0" wp14:anchorId="2FA1A042" wp14:editId="7E00D15A">
             <wp:extent cx="5930900" cy="3346450"/>
             <wp:effectExtent l="0" t="0" r="0" b="6350"/>
             <wp:docPr id="6221495" name="Picture 7"/>
@@ -2475,7 +2775,7 @@
                     </pic:cNvPicPr>
                   </pic:nvPicPr>
                   <pic:blipFill>
-                    <a:blip r:embed="rId14" cstate="print">
+                    <a:blip r:embed="rId15" cstate="print">
                       <a:extLst>
                         <a:ext uri="{28A0092B-C50C-407E-A947-70E740481C1C}">
                           <a14:useLocalDpi xmlns:a14="http://schemas.microsoft.com/office/drawing/2010/main" val="0"/>
@@ -2510,13 +2810,7 @@
         <w:rPr>
           <w:rStyle w:val="Heading1Char"/>
         </w:rPr>
-        <w:t xml:space="preserve">FIG 3.2: </w:t>
-      </w:r>
-      <w:r>
-        <w:rPr>
-          <w:rStyle w:val="Heading1Char"/>
-        </w:rPr>
-        <w:t>displays the output produced by the pseudorandom sequence generator.</w:t>
+        <w:t>FIG 3.2: displays the output produced by the pseudorandom sequence generator.</w:t>
       </w:r>
       <w:r>
         <w:t xml:space="preserve"> The generated bit stream serves as a key component in stream cipher operations, where randomness is essential for maintaining data confidentiality.</w:t>
@@ -2549,7 +2843,7 @@
                     </pic:cNvPicPr>
                   </pic:nvPicPr>
                   <pic:blipFill>
-                    <a:blip r:embed="rId15">
+                    <a:blip r:embed="rId16">
                       <a:extLst>
                         <a:ext uri="{28A0092B-C50C-407E-A947-70E740481C1C}">
                           <a14:useLocalDpi xmlns:a14="http://schemas.microsoft.com/office/drawing/2010/main" val="0"/>
@@ -2590,13 +2884,7 @@
         <w:rPr>
           <w:rStyle w:val="Heading1Char"/>
         </w:rPr>
-        <w:t xml:space="preserve"> 3.3: </w:t>
-      </w:r>
-      <w:r>
-        <w:rPr>
-          <w:rStyle w:val="Heading1Char"/>
-        </w:rPr>
-        <w:t xml:space="preserve">presents the results of statistical tests performed on the generated </w:t>
+        <w:t xml:space="preserve"> 3.3: presents the results of statistical tests performed on the generated </w:t>
       </w:r>
       <w:r>
         <w:rPr>
@@ -2636,7 +2924,7 @@
                     </pic:cNvPicPr>
                   </pic:nvPicPr>
                   <pic:blipFill>
-                    <a:blip r:embed="rId16">
+                    <a:blip r:embed="rId17">
                       <a:extLst>
                         <a:ext uri="{28A0092B-C50C-407E-A947-70E740481C1C}">
                           <a14:useLocalDpi xmlns:a14="http://schemas.microsoft.com/office/drawing/2010/main" val="0"/>
@@ -2705,7 +2993,7 @@
       <w:pPr>
         <w:pStyle w:val="Heading1"/>
       </w:pPr>
-      <w:bookmarkStart w:id="10" w:name="_Toc231804948"/>
+      <w:bookmarkStart w:id="11" w:name="_Toc231808178"/>
       <w:r>
         <w:lastRenderedPageBreak/>
         <w:t>WEEK 4:</w:t>
@@ -2722,7 +3010,7 @@
       <w:r>
         <w:t>Advanced Encryption Standard (AES) and Block Cipher Operations</w:t>
       </w:r>
-      <w:bookmarkEnd w:id="10"/>
+      <w:bookmarkEnd w:id="11"/>
     </w:p>
     <w:p>
       <w:r>
@@ -2747,7 +3035,7 @@
                     </pic:cNvPicPr>
                   </pic:nvPicPr>
                   <pic:blipFill>
-                    <a:blip r:embed="rId17">
+                    <a:blip r:embed="rId18">
                       <a:extLst>
                         <a:ext uri="{28A0092B-C50C-407E-A947-70E740481C1C}">
                           <a14:useLocalDpi xmlns:a14="http://schemas.microsoft.com/office/drawing/2010/main" val="0"/>
@@ -2780,20 +3068,14 @@
       </w:r>
     </w:p>
     <w:p>
-      <w:bookmarkStart w:id="11" w:name="_Toc231804949"/>
+      <w:bookmarkStart w:id="12" w:name="_Toc231808179"/>
       <w:r>
         <w:rPr>
           <w:rStyle w:val="Heading1Char"/>
         </w:rPr>
-        <w:t xml:space="preserve">FIG 4.1: </w:t>
-      </w:r>
-      <w:r>
-        <w:rPr>
-          <w:rStyle w:val="Heading1Char"/>
-        </w:rPr>
-        <w:t>shows the implementation of the Advanced Encryption Standard</w:t>
-      </w:r>
-      <w:bookmarkEnd w:id="11"/>
+        <w:t>FIG 4.1: shows the implementation of the Advanced Encryption Standard</w:t>
+      </w:r>
+      <w:bookmarkEnd w:id="12"/>
       <w:r>
         <w:t xml:space="preserve"> (AES) encryption script. The program applies symmetric-key cryptography to transform plaintext data into secure ciphertext using a secret encryption key.</w:t>
       </w:r>
@@ -2831,7 +3113,7 @@
                     </pic:cNvPicPr>
                   </pic:nvPicPr>
                   <pic:blipFill>
-                    <a:blip r:embed="rId18">
+                    <a:blip r:embed="rId19">
                       <a:extLst>
                         <a:ext uri="{28A0092B-C50C-407E-A947-70E740481C1C}">
                           <a14:useLocalDpi xmlns:a14="http://schemas.microsoft.com/office/drawing/2010/main" val="0"/>
@@ -2864,20 +3146,14 @@
       </w:r>
     </w:p>
     <w:p>
-      <w:bookmarkStart w:id="12" w:name="_Toc231804950"/>
+      <w:bookmarkStart w:id="13" w:name="_Toc231808180"/>
       <w:r>
         <w:rPr>
           <w:rStyle w:val="Heading1Char"/>
         </w:rPr>
-        <w:t xml:space="preserve">FIG 4.2: </w:t>
-      </w:r>
-      <w:r>
-        <w:rPr>
-          <w:rStyle w:val="Heading1Char"/>
-        </w:rPr>
-        <w:t>demonstrates the generation of cryptographic keys</w:t>
-      </w:r>
-      <w:bookmarkEnd w:id="12"/>
+        <w:t>FIG 4.2: demonstrates the generation of cryptographic keys</w:t>
+      </w:r>
+      <w:bookmarkEnd w:id="13"/>
       <w:r>
         <w:t xml:space="preserve"> used by the AES algorithm. Secure key generation is essential because the strength of AES encryption depends heavily on the confidentiality and randomness of the generated key.</w:t>
       </w:r>
@@ -2905,7 +3181,7 @@
                     </pic:cNvPicPr>
                   </pic:nvPicPr>
                   <pic:blipFill>
-                    <a:blip r:embed="rId19">
+                    <a:blip r:embed="rId20">
                       <a:extLst>
                         <a:ext uri="{28A0092B-C50C-407E-A947-70E740481C1C}">
                           <a14:useLocalDpi xmlns:a14="http://schemas.microsoft.com/office/drawing/2010/main" val="0"/>
@@ -2938,20 +3214,14 @@
       </w:r>
     </w:p>
     <w:p>
-      <w:bookmarkStart w:id="13" w:name="_Toc231804951"/>
+      <w:bookmarkStart w:id="14" w:name="_Toc231808181"/>
       <w:r>
         <w:rPr>
           <w:rStyle w:val="Heading1Char"/>
         </w:rPr>
-        <w:t xml:space="preserve">FIG 4.3: </w:t>
-      </w:r>
-      <w:r>
-        <w:rPr>
-          <w:rStyle w:val="Heading1Char"/>
-        </w:rPr>
-        <w:t>illustrates the encryption of a file using the AES algorithm</w:t>
-      </w:r>
-      <w:bookmarkEnd w:id="13"/>
+        <w:t>FIG 4.3: illustrates the encryption of a file using the AES algorithm</w:t>
+      </w:r>
+      <w:bookmarkEnd w:id="14"/>
       <w:r>
         <w:t>. The process converts readable file contents into encrypted data, ensuring that unauthorized users cannot access the original information</w:t>
       </w:r>
@@ -2989,7 +3259,7 @@
                     </pic:cNvPicPr>
                   </pic:nvPicPr>
                   <pic:blipFill>
-                    <a:blip r:embed="rId19">
+                    <a:blip r:embed="rId20">
                       <a:extLst>
                         <a:ext uri="{28A0092B-C50C-407E-A947-70E740481C1C}">
                           <a14:useLocalDpi xmlns:a14="http://schemas.microsoft.com/office/drawing/2010/main" val="0"/>
@@ -3022,20 +3292,14 @@
       </w:r>
     </w:p>
     <w:p>
-      <w:bookmarkStart w:id="14" w:name="_Toc231804952"/>
+      <w:bookmarkStart w:id="15" w:name="_Toc231808182"/>
       <w:r>
         <w:rPr>
           <w:rStyle w:val="Heading1Char"/>
         </w:rPr>
-        <w:t xml:space="preserve">FIG 4.4: </w:t>
-      </w:r>
-      <w:r>
-        <w:rPr>
-          <w:rStyle w:val="Heading1Char"/>
-        </w:rPr>
-        <w:t>shows the results of performance testing conducted on the AES implementation</w:t>
-      </w:r>
-      <w:bookmarkEnd w:id="14"/>
+        <w:t>FIG 4.4: shows the results of performance testing conducted on the AES implementation</w:t>
+      </w:r>
+      <w:bookmarkEnd w:id="15"/>
       <w:r>
         <w:t>. The tests evaluate encryption and decryption efficiency, execution time, and the reliability of the block cipher under different conditions</w:t>
       </w:r>
@@ -3049,7 +3313,7 @@
       <w:pPr>
         <w:pStyle w:val="Heading1"/>
       </w:pPr>
-      <w:bookmarkStart w:id="15" w:name="_Toc231804953"/>
+      <w:bookmarkStart w:id="16" w:name="_Toc231808183"/>
       <w:r>
         <w:lastRenderedPageBreak/>
         <w:t xml:space="preserve">WEEK 5: </w:t>
@@ -3057,7 +3321,7 @@
       <w:r>
         <w:t>Implementation of RSA Encryption and Key Management</w:t>
       </w:r>
-      <w:bookmarkEnd w:id="15"/>
+      <w:bookmarkEnd w:id="16"/>
     </w:p>
     <w:p>
       <w:r>
@@ -3082,7 +3346,7 @@
                     </pic:cNvPicPr>
                   </pic:nvPicPr>
                   <pic:blipFill>
-                    <a:blip r:embed="rId20">
+                    <a:blip r:embed="rId21">
                       <a:extLst>
                         <a:ext uri="{28A0092B-C50C-407E-A947-70E740481C1C}">
                           <a14:useLocalDpi xmlns:a14="http://schemas.microsoft.com/office/drawing/2010/main" val="0"/>
@@ -3115,20 +3379,14 @@
       </w:r>
     </w:p>
     <w:p>
-      <w:bookmarkStart w:id="16" w:name="_Toc231804954"/>
+      <w:bookmarkStart w:id="17" w:name="_Toc231808184"/>
       <w:r>
         <w:rPr>
           <w:rStyle w:val="Heading1Char"/>
         </w:rPr>
-        <w:t xml:space="preserve">FIG 5.1: </w:t>
-      </w:r>
-      <w:r>
-        <w:rPr>
-          <w:rStyle w:val="Heading1Char"/>
-        </w:rPr>
-        <w:t>shows the generation of an RSA public and private key pair</w:t>
-      </w:r>
-      <w:bookmarkEnd w:id="16"/>
+        <w:t>FIG 5.1: shows the generation of an RSA public and private key pair</w:t>
+      </w:r>
+      <w:bookmarkEnd w:id="17"/>
       <w:r>
         <w:t>. The process creates two mathematically related keys, where the public key is used for encryption and the private key is reserved for secure decryption.</w:t>
       </w:r>
@@ -3149,7 +3407,7 @@
         </w:rPr>
         <w:lastRenderedPageBreak/>
         <w:drawing>
-          <wp:inline distT="0" distB="0" distL="0" distR="0" wp14:anchorId="1DADDAD2" wp14:editId="3B3E6E83">
+          <wp:inline distT="0" distB="0" distL="0" distR="0" wp14:anchorId="1DADDAD2" wp14:editId="0B274EA5">
             <wp:extent cx="5943600" cy="3543300"/>
             <wp:effectExtent l="0" t="0" r="0" b="0"/>
             <wp:docPr id="462114512" name="Picture 16"/>
@@ -3166,7 +3424,7 @@
                     </pic:cNvPicPr>
                   </pic:nvPicPr>
                   <pic:blipFill>
-                    <a:blip r:embed="rId21" cstate="print">
+                    <a:blip r:embed="rId22" cstate="print">
                       <a:extLst>
                         <a:ext uri="{28A0092B-C50C-407E-A947-70E740481C1C}">
                           <a14:useLocalDpi xmlns:a14="http://schemas.microsoft.com/office/drawing/2010/main" val="0"/>
@@ -3199,7 +3457,7 @@
       </w:r>
     </w:p>
     <w:p>
-      <w:bookmarkStart w:id="17" w:name="_Toc231804955"/>
+      <w:bookmarkStart w:id="18" w:name="_Toc231808185"/>
       <w:r>
         <w:rPr>
           <w:rStyle w:val="Heading1Char"/>
@@ -3212,7 +3470,7 @@
         </w:rPr>
         <w:t>demonstrates the encryption of a message using the RSA public key</w:t>
       </w:r>
-      <w:bookmarkEnd w:id="17"/>
+      <w:bookmarkEnd w:id="18"/>
       <w:r>
         <w:t>. This process ensures that only the holder of the corresponding private key can decrypt and access the original information.</w:t>
       </w:r>
@@ -3230,7 +3488,7 @@
           <w:noProof/>
         </w:rPr>
         <w:drawing>
-          <wp:inline distT="0" distB="0" distL="0" distR="0" wp14:anchorId="0269927C" wp14:editId="637F9A24">
+          <wp:inline distT="0" distB="0" distL="0" distR="0" wp14:anchorId="0269927C" wp14:editId="44A86494">
             <wp:extent cx="5937250" cy="2305050"/>
             <wp:effectExtent l="0" t="0" r="6350" b="0"/>
             <wp:docPr id="1992893196" name="Picture 17"/>
@@ -3247,7 +3505,7 @@
                     </pic:cNvPicPr>
                   </pic:nvPicPr>
                   <pic:blipFill>
-                    <a:blip r:embed="rId22" cstate="print">
+                    <a:blip r:embed="rId23" cstate="print">
                       <a:extLst>
                         <a:ext uri="{28A0092B-C50C-407E-A947-70E740481C1C}">
                           <a14:useLocalDpi xmlns:a14="http://schemas.microsoft.com/office/drawing/2010/main" val="0"/>
@@ -3280,7 +3538,7 @@
       </w:r>
     </w:p>
     <w:p>
-      <w:bookmarkStart w:id="18" w:name="_Toc231804956"/>
+      <w:bookmarkStart w:id="19" w:name="_Toc231808186"/>
       <w:r>
         <w:rPr>
           <w:rStyle w:val="Heading1Char"/>
@@ -3291,15 +3549,9 @@
         <w:rPr>
           <w:rStyle w:val="Heading1Char"/>
         </w:rPr>
-        <w:t xml:space="preserve">5.3: </w:t>
-      </w:r>
-      <w:r>
-        <w:rPr>
-          <w:rStyle w:val="Heading1Char"/>
-        </w:rPr>
-        <w:t>presents the successful decryption of encrypted data using the RSA private key.</w:t>
-      </w:r>
-      <w:bookmarkEnd w:id="18"/>
+        <w:t>5.3: presents the successful decryption of encrypted data using the RSA private key.</w:t>
+      </w:r>
+      <w:bookmarkEnd w:id="19"/>
       <w:r>
         <w:t xml:space="preserve"> The output confirms the correctness of the encryption-decryption workflow and the functionality of the implemented RSA algorithm.</w:t>
       </w:r>
@@ -3320,7 +3572,7 @@
         </w:rPr>
         <w:lastRenderedPageBreak/>
         <w:drawing>
-          <wp:inline distT="0" distB="0" distL="0" distR="0" wp14:anchorId="67A305BC" wp14:editId="7EC88EB3">
+          <wp:inline distT="0" distB="0" distL="0" distR="0" wp14:anchorId="67A305BC" wp14:editId="0541B423">
             <wp:extent cx="5930900" cy="1447800"/>
             <wp:effectExtent l="0" t="0" r="0" b="0"/>
             <wp:docPr id="599048303" name="Picture 18"/>
@@ -3337,7 +3589,7 @@
                     </pic:cNvPicPr>
                   </pic:nvPicPr>
                   <pic:blipFill>
-                    <a:blip r:embed="rId23" cstate="print">
+                    <a:blip r:embed="rId24" cstate="print">
                       <a:extLst>
                         <a:ext uri="{28A0092B-C50C-407E-A947-70E740481C1C}">
                           <a14:useLocalDpi xmlns:a14="http://schemas.microsoft.com/office/drawing/2010/main" val="0"/>
@@ -3370,7 +3622,7 @@
       </w:r>
     </w:p>
     <w:p>
-      <w:bookmarkStart w:id="19" w:name="_Toc231804957"/>
+      <w:bookmarkStart w:id="20" w:name="_Toc231808187"/>
       <w:r>
         <w:rPr>
           <w:rStyle w:val="Heading1Char"/>
@@ -3389,17 +3641,19 @@
         </w:rPr>
         <w:t>llustrates a secure communication</w:t>
       </w:r>
-      <w:bookmarkEnd w:id="19"/>
+      <w:bookmarkEnd w:id="20"/>
       <w:r>
         <w:t xml:space="preserve"> scenario where a message is encrypted with a public key before transmission. This ensures confidentiality during data exchange and protects information from unauthorized access.</w:t>
       </w:r>
     </w:p>
     <w:p>
-      <w:bookmarkStart w:id="20" w:name="_Toc231804958"/>
+      <w:bookmarkStart w:id="21" w:name="_Toc231804958"/>
+      <w:bookmarkStart w:id="22" w:name="_Toc231808188"/>
       <w:r>
         <w:rPr>
           <w:rStyle w:val="Heading1Char"/>
           <w:rFonts w:ascii="Calibri" w:eastAsia="Calibri" w:hAnsi="Calibri" w:cs="Calibri"/>
+          <w:noProof/>
           <w:color w:val="000000"/>
           <w:sz w:val="24"/>
           <w:szCs w:val="24"/>
@@ -3422,7 +3676,7 @@
                     </pic:cNvPicPr>
                   </pic:nvPicPr>
                   <pic:blipFill>
-                    <a:blip r:embed="rId24">
+                    <a:blip r:embed="rId25">
                       <a:extLst>
                         <a:ext uri="{28A0092B-C50C-407E-A947-70E740481C1C}">
                           <a14:useLocalDpi xmlns:a14="http://schemas.microsoft.com/office/drawing/2010/main" val="0"/>
@@ -3453,32 +3707,124 @@
           </wp:inline>
         </w:drawing>
       </w:r>
-      <w:bookmarkEnd w:id="20"/>
-    </w:p>
-    <w:p>
-      <w:bookmarkStart w:id="21" w:name="_Toc231804959"/>
+      <w:bookmarkEnd w:id="21"/>
+      <w:bookmarkEnd w:id="22"/>
+    </w:p>
+    <w:p>
+      <w:bookmarkStart w:id="23" w:name="_Toc231808189"/>
       <w:r>
         <w:rPr>
           <w:rStyle w:val="Heading1Char"/>
         </w:rPr>
-        <w:t xml:space="preserve">FIG 5.5: </w:t>
-      </w:r>
+        <w:t>FIG 5.5: shows the results of testing and validating the RSA</w:t>
+      </w:r>
+      <w:bookmarkEnd w:id="23"/>
+      <w:r>
+        <w:t xml:space="preserve"> implementation. Various encryption and decryption operations were performed to verify accuracy, reliability, and secure key management within the system.</w:t>
+      </w:r>
+    </w:p>
+    <w:p>
+      <w:r>
+        <w:t>This week, I learned how asymmetric encryption differs from symmetric encryption by using separate public and private keys. RSA provides secure communication without sharing secret keys directly. Testing confirmed successful encryption and decryption operations, demonstrating the effectiveness of public key cryptography for protecting sensitive information.</w:t>
+      </w:r>
+    </w:p>
+    <w:p>
+      <w:pPr>
+        <w:pStyle w:val="Heading1"/>
+      </w:pPr>
+      <w:bookmarkStart w:id="24" w:name="_Toc231808190"/>
+      <w:r>
+        <w:lastRenderedPageBreak/>
+        <w:t>Creative Task</w:t>
+      </w:r>
+      <w:bookmarkEnd w:id="24"/>
+    </w:p>
+    <w:p>
+      <w:pPr>
+        <w:spacing w:after="160" w:line="278" w:lineRule="auto"/>
+        <w:ind w:left="0" w:firstLine="0"/>
+      </w:pPr>
+      <w:r>
+        <w:rPr>
+          <w:noProof/>
+        </w:rPr>
+        <w:drawing>
+          <wp:inline distT="0" distB="0" distL="0" distR="0" wp14:anchorId="3EC93B84" wp14:editId="32B91195">
+            <wp:extent cx="5937250" cy="6775450"/>
+            <wp:effectExtent l="0" t="0" r="6350" b="6350"/>
+            <wp:docPr id="1579892655" name="Picture 2"/>
+            <wp:cNvGraphicFramePr>
+              <a:graphicFrameLocks xmlns:a="http://schemas.openxmlformats.org/drawingml/2006/main" noChangeAspect="1"/>
+            </wp:cNvGraphicFramePr>
+            <a:graphic xmlns:a="http://schemas.openxmlformats.org/drawingml/2006/main">
+              <a:graphicData uri="http://schemas.openxmlformats.org/drawingml/2006/picture">
+                <pic:pic xmlns:pic="http://schemas.openxmlformats.org/drawingml/2006/picture">
+                  <pic:nvPicPr>
+                    <pic:cNvPr id="0" name="Picture 2"/>
+                    <pic:cNvPicPr>
+                      <a:picLocks noChangeAspect="1" noChangeArrowheads="1"/>
+                    </pic:cNvPicPr>
+                  </pic:nvPicPr>
+                  <pic:blipFill>
+                    <a:blip r:embed="rId26">
+                      <a:extLst>
+                        <a:ext uri="{28A0092B-C50C-407E-A947-70E740481C1C}">
+                          <a14:useLocalDpi xmlns:a14="http://schemas.microsoft.com/office/drawing/2010/main" val="0"/>
+                        </a:ext>
+                      </a:extLst>
+                    </a:blip>
+                    <a:srcRect/>
+                    <a:stretch>
+                      <a:fillRect/>
+                    </a:stretch>
+                  </pic:blipFill>
+                  <pic:spPr bwMode="auto">
+                    <a:xfrm>
+                      <a:off x="0" y="0"/>
+                      <a:ext cx="5937250" cy="6775450"/>
+                    </a:xfrm>
+                    <a:prstGeom prst="rect">
+                      <a:avLst/>
+                    </a:prstGeom>
+                    <a:noFill/>
+                    <a:ln>
+                      <a:noFill/>
+                    </a:ln>
+                  </pic:spPr>
+                </pic:pic>
+              </a:graphicData>
+            </a:graphic>
+          </wp:inline>
+        </w:drawing>
+      </w:r>
+    </w:p>
+    <w:p>
+      <w:pPr>
+        <w:spacing w:after="160" w:line="278" w:lineRule="auto"/>
+        <w:ind w:left="0" w:firstLine="0"/>
+      </w:pPr>
+      <w:bookmarkStart w:id="25" w:name="_Toc231808191"/>
       <w:r>
         <w:rPr>
           <w:rStyle w:val="Heading1Char"/>
         </w:rPr>
-        <w:t>shows the results of testing and validating the RSA</w:t>
-      </w:r>
-      <w:bookmarkEnd w:id="21"/>
-      <w:r>
-        <w:t xml:space="preserve"> implementation. Various encryption and decryption operations were performed to verify accuracy, reliability, and secure key management within the system.</w:t>
-      </w:r>
-    </w:p>
-    <w:p>
-      <w:r>
-        <w:t>This week, I learned how asymmetric encryption differs from symmetric encryption by using separate public and private keys. RSA provides secure communication without sharing secret keys directly. Testing confirmed successful encryption and decryption operations, demonstrating the effectiveness of public key cryptography for protecting sensitive information.</w:t>
-      </w:r>
-    </w:p>
+        <w:t xml:space="preserve">FIG 6.1 </w:t>
+      </w:r>
+      <w:r>
+        <w:rPr>
+          <w:rStyle w:val="Heading1Char"/>
+        </w:rPr>
+        <w:t>displays the main interface of the Secure File Locker application</w:t>
+      </w:r>
+      <w:bookmarkEnd w:id="25"/>
+      <w:r>
+        <w:t>. The interface provides users with options to upload, encrypt, decrypt, and manage files securely within the system.</w:t>
+      </w:r>
+      <w:r>
+        <w:br w:type="page"/>
+      </w:r>
+    </w:p>
+    <w:p/>
     <w:sectPr>
       <w:pgSz w:w="12240" w:h="15840"/>
       <w:pgMar w:top="1440" w:right="1440" w:bottom="1440" w:left="1440" w:header="720" w:footer="720" w:gutter="0"/>
@@ -4641,6 +4987,18 @@
       <w:u w:val="single"/>
     </w:rPr>
   </w:style>
+  <w:style w:type="character" w:styleId="UnresolvedMention">
+    <w:name w:val="Unresolved Mention"/>
+    <w:basedOn w:val="DefaultParagraphFont"/>
+    <w:uiPriority w:val="99"/>
+    <w:semiHidden/>
+    <w:unhideWhenUsed/>
+    <w:rsid w:val="003E68CE"/>
+    <w:rPr>
+      <w:color w:val="605E5C"/>
+      <w:shd w:val="clear" w:color="auto" w:fill="E1DFDD"/>
+    </w:rPr>
+  </w:style>
 </w:styles>
 </file>
 
